--- a/submission_files/dokument.docx
+++ b/submission_files/dokument.docx
@@ -25867,12 +25867,17 @@
     </w:p>
     <w:p>
       <w:r>
-        <w:t>Projekti koostamisel kasutati tehisintellekti abi analüüsi, SQL-skeemi, Mermaid diagrammide, DOCX generaatori ja validaatori iteratiivseks parandamiseks. Tehisintellekti kasutati kavandite ja kontrollnimekirjade koostamiseks, koodi muutmiseks ning vigade otsimiseks.</w:t>
-      </w:r>
-    </w:p>
-    <w:p>
-      <w:r>
-        <w:t>Kõik lõplikud otsused projekti skoobi, andmemudeli, ärireeglite ja esitatavate failide kohta kontrolliti projekti nõuete, lokaalse buildi, staatilise validaatori ning live SQL testidega. Vastutus lõpliku töö õigsuse eest jääb autoritele.</w:t>
+        <w:t>Projekti autorid määrasid töö skoobi, valisid põhiobjektid ja tegutsejad, koostasid kasutusjuhtude sisu, kavandasid andmemudeli, kirjeldasid ärireeglid, vormistasid andmebaasioperatsioonide lepingud ning tegid lõplikud otsused SQL-skeemi, diagrammide ja esitatavate failide kohta. Tehisintellekti kasutati abivahendina autorite loodud lahenduste kontrollimiseks, vastuolude otsimiseks ja tehnilise vormistuse parandamiseks.</w:t>
+      </w:r>
+    </w:p>
+    <w:p>
+      <w:r>
+        <w:t>Tehisintellekti kasutati eelkõige kavandite võrdlemiseks kursuse juhenditega, kontrollnimekirjade koostamiseks, Mermaid diagrammide, DOCX generaatori ja staatilise validaatori tehniliseks parandamiseks, SQL-i vigade otsimiseks ning sõnastuse parendusettepanekute saamiseks. Tehisintellekti väljundeid ei kasutatud iseseisva autoriteetse allikana.</w:t>
+      </w:r>
+    </w:p>
+    <w:p>
+      <w:r>
+        <w:t>Autorid kontrollisid ja valisid kõik lõplikud lahendused ise. Projekti skoopi, andmemudelit, ärireegleid, SQL-i, EAP/DOCX artefakte ja esitatavaid faile kontrolliti kursuse nõuete, lähtejuhendite, lokaalse buildi, staatilise validaatori, EAP ekspordi kontrollide ja PostgreSQL testidega. Vastutus töö sisulise õigsuse eest jääb autoritele.</w:t>
       </w:r>
     </w:p>
     <w:p>
@@ -25884,11 +25889,16 @@
       </w:r>
     </w:p>
     <w:p>
+      <w:r>
+        <w:t>Loetelus on esitatud töö koostamisel kasutatud kursusematerjalid, metoodilised allikad ja tehnilised dokumentatsioonid. Veebiallikate puhul on lisatud URL ja kasutamise kuupäev.</w:t>
+      </w:r>
+    </w:p>
+    <w:p>
       <w:pPr>
         <w:pStyle w:val="ListBullet"/>
       </w:pPr>
       <w:r>
-        <w:t>Erki Eessaare Andmebaasid I kursuse projektijuhendid ja mallid: AB_projekt_Nullist_tegemiseks_2026.doc ning Projekti_juhend_ITI0206_2026.</w:t>
+        <w:t>Eessaar, E. Andmebaasid I kursuse projektijuhendid ja mallid: AB_projekt_Nullist_tegemiseks_2026.doc, Iseseisva_too_ylesande_pystitus_ITI0206_2026.pdf, Projekti_mustripohine_juhend_1_52.pdf, Projekti_tyypvead_ITI0206_2026.pdf ja Naidisprojekt_ITI0206_vastuvotuajad_ver6_44.pdf. Kasutatud projekti struktuuri, kontrollreeglite ja näidete allikana.</w:t>
       </w:r>
     </w:p>
     <w:p>
@@ -25896,7 +25906,7 @@
         <w:pStyle w:val="ListBullet"/>
       </w:pPr>
       <w:r>
-        <w:t>Craig Larman. Applying UML and Patterns. Kasutusjuhtude, tegevusdiagrammide, seisundidiagrammide ja operatsioonilepingute vormistuslik taust.</w:t>
+        <w:t>TalTech raamatukogu. Kirjalike tööde vormistamine, viitamine. https://taltech.ee/raamatukogu/kirjalike-toode-vormistamine (kasutatud 29.05.2026). Kasutatud allikate loetelu vormistusnõuete kontrollimiseks.</w:t>
       </w:r>
     </w:p>
     <w:p>
@@ -25904,7 +25914,7 @@
         <w:pStyle w:val="ListBullet"/>
       </w:pPr>
       <w:r>
-        <w:t>AKIT terminibaas mittefunktsionaalsete nõuete mõistete selgitamiseks.</w:t>
+        <w:t>Larman, C. Applying UML and Patterns: An Introduction to Object-Oriented Analysis and Design and Iterative Development. 3rd ed. Pearson, 2005. Kasutatud kasutusjuhtude, tegevusdiagrammide, seisundidiagrammide ja operatsioonilepingute metoodilise taustana.</w:t>
       </w:r>
     </w:p>
     <w:p>
@@ -25912,7 +25922,31 @@
         <w:pStyle w:val="ListBullet"/>
       </w:pPr>
       <w:r>
-        <w:t>PostgreSQL dokumentatsioon PL/pgSQL, triggerite, vaadete, indeksite ja piirangute kohta.</w:t>
+        <w:t>Eesti Keele Instituut. AKIT - andmekaitse ja infoturbe leksikon. https://akit.cyber.ee/ (kasutatud 29.05.2026). Kasutatud mittefunktsionaalsete nõuete ja infoturbe mõistete täpsustamiseks.</w:t>
+      </w:r>
+    </w:p>
+    <w:p>
+      <w:pPr>
+        <w:pStyle w:val="ListBullet"/>
+      </w:pPr>
+      <w:r>
+        <w:t>PostgreSQL Global Development Group. PostgreSQL 16 Documentation. https://www.postgresql.org/docs/16/ (kasutatud 29.05.2026). Kasutatud PL/pgSQL, triggerite, vaadete, indeksite ja piirangute tehnilise alusmaterjalina.</w:t>
+      </w:r>
+    </w:p>
+    <w:p>
+      <w:pPr>
+        <w:pStyle w:val="ListBullet"/>
+      </w:pPr>
+      <w:r>
+        <w:t>Mermaid. Mermaid documentation. https://mermaid.js.org/intro/ (kasutatud 29.05.2026). Kasutatud Mermaid diagrammide süntaksi kontrollimiseks.</w:t>
+      </w:r>
+    </w:p>
+    <w:p>
+      <w:pPr>
+        <w:pStyle w:val="ListBullet"/>
+      </w:pPr>
+      <w:r>
+        <w:t>python-docx contributors. python-docx documentation. https://python-docx.readthedocs.io/ (kasutatud 29.05.2026). Kasutatud DOCX generaatori tehnilise dokumentatsioonina.</w:t>
       </w:r>
     </w:p>
     <w:p>
